--- a/klagomål/A 590-2026 FSC-klagomål.docx
+++ b/klagomål/A 590-2026 FSC-klagomål.docx
@@ -662,7 +662,7 @@
     <w:r>
       <w:tab/>
       <w:tab/>
-      <w:t>2026-01-08</w:t>
+      <w:t>2026-01-09</w:t>
       <w:br/>
       <w:br/>
     </w:r>

--- a/klagomål/A 590-2026 FSC-klagomål.docx
+++ b/klagomål/A 590-2026 FSC-klagomål.docx
@@ -662,7 +662,7 @@
     <w:r>
       <w:tab/>
       <w:tab/>
-      <w:t>2026-01-09</w:t>
+      <w:t>2026-01-10</w:t>
       <w:br/>
       <w:br/>
     </w:r>

--- a/klagomål/A 590-2026 FSC-klagomål.docx
+++ b/klagomål/A 590-2026 FSC-klagomål.docx
@@ -662,7 +662,7 @@
     <w:r>
       <w:tab/>
       <w:tab/>
-      <w:t>2026-01-10</w:t>
+      <w:t>2026-01-11</w:t>
       <w:br/>
       <w:br/>
     </w:r>

--- a/klagomål/A 590-2026 FSC-klagomål.docx
+++ b/klagomål/A 590-2026 FSC-klagomål.docx
@@ -662,7 +662,7 @@
     <w:r>
       <w:tab/>
       <w:tab/>
-      <w:t>2026-01-11</w:t>
+      <w:t>2026-01-12</w:t>
       <w:br/>
       <w:br/>
     </w:r>

--- a/klagomål/A 590-2026 FSC-klagomål.docx
+++ b/klagomål/A 590-2026 FSC-klagomål.docx
@@ -662,7 +662,7 @@
     <w:r>
       <w:tab/>
       <w:tab/>
-      <w:t>2026-01-12</w:t>
+      <w:t>2026-01-13</w:t>
       <w:br/>
       <w:br/>
     </w:r>

--- a/klagomål/A 590-2026 FSC-klagomål.docx
+++ b/klagomål/A 590-2026 FSC-klagomål.docx
@@ -662,7 +662,7 @@
     <w:r>
       <w:tab/>
       <w:tab/>
-      <w:t>2026-01-13</w:t>
+      <w:t>2026-01-14</w:t>
       <w:br/>
       <w:br/>
     </w:r>

--- a/klagomål/A 590-2026 FSC-klagomål.docx
+++ b/klagomål/A 590-2026 FSC-klagomål.docx
@@ -662,7 +662,7 @@
     <w:r>
       <w:tab/>
       <w:tab/>
-      <w:t>2026-01-14</w:t>
+      <w:t>2026-01-15</w:t>
       <w:br/>
       <w:br/>
     </w:r>

--- a/klagomål/A 590-2026 FSC-klagomål.docx
+++ b/klagomål/A 590-2026 FSC-klagomål.docx
@@ -662,7 +662,7 @@
     <w:r>
       <w:tab/>
       <w:tab/>
-      <w:t>2026-01-15</w:t>
+      <w:t>2026-01-16</w:t>
       <w:br/>
       <w:br/>
     </w:r>

--- a/klagomål/A 590-2026 FSC-klagomål.docx
+++ b/klagomål/A 590-2026 FSC-klagomål.docx
@@ -662,7 +662,7 @@
     <w:r>
       <w:tab/>
       <w:tab/>
-      <w:t>2026-01-16</w:t>
+      <w:t>2026-01-17</w:t>
       <w:br/>
       <w:br/>
     </w:r>

--- a/klagomål/A 590-2026 FSC-klagomål.docx
+++ b/klagomål/A 590-2026 FSC-klagomål.docx
@@ -662,7 +662,7 @@
     <w:r>
       <w:tab/>
       <w:tab/>
-      <w:t>2026-01-17</w:t>
+      <w:t>2026-01-18</w:t>
       <w:br/>
       <w:br/>
     </w:r>

--- a/klagomål/A 590-2026 FSC-klagomål.docx
+++ b/klagomål/A 590-2026 FSC-klagomål.docx
@@ -709,7 +709,7 @@
     <w:r>
       <w:tab/>
       <w:tab/>
-      <w:t>2026-02-21</w:t>
+      <w:t>2026-02-22</w:t>
       <w:br/>
       <w:br/>
     </w:r>

--- a/klagomål/A 590-2026 FSC-klagomål.docx
+++ b/klagomål/A 590-2026 FSC-klagomål.docx
@@ -709,7 +709,7 @@
     <w:r>
       <w:tab/>
       <w:tab/>
-      <w:t>2026-02-22</w:t>
+      <w:t>2026-02-23</w:t>
       <w:br/>
       <w:br/>
     </w:r>

--- a/klagomål/A 590-2026 FSC-klagomål.docx
+++ b/klagomål/A 590-2026 FSC-klagomål.docx
@@ -709,7 +709,7 @@
     <w:r>
       <w:tab/>
       <w:tab/>
-      <w:t>2026-02-23</w:t>
+      <w:t>2026-02-24</w:t>
       <w:br/>
       <w:br/>
     </w:r>

--- a/klagomål/A 590-2026 FSC-klagomål.docx
+++ b/klagomål/A 590-2026 FSC-klagomål.docx
@@ -709,7 +709,7 @@
     <w:r>
       <w:tab/>
       <w:tab/>
-      <w:t>2026-02-24</w:t>
+      <w:t>2026-02-25</w:t>
       <w:br/>
       <w:br/>
     </w:r>

--- a/klagomål/A 590-2026 FSC-klagomål.docx
+++ b/klagomål/A 590-2026 FSC-klagomål.docx
@@ -709,7 +709,7 @@
     <w:r>
       <w:tab/>
       <w:tab/>
-      <w:t>2026-02-25</w:t>
+      <w:t>2026-02-26</w:t>
       <w:br/>
       <w:br/>
     </w:r>

--- a/klagomål/A 590-2026 FSC-klagomål.docx
+++ b/klagomål/A 590-2026 FSC-klagomål.docx
@@ -709,7 +709,7 @@
     <w:r>
       <w:tab/>
       <w:tab/>
-      <w:t>2026-02-26</w:t>
+      <w:t>2026-02-28</w:t>
       <w:br/>
       <w:br/>
     </w:r>

--- a/klagomål/A 590-2026 FSC-klagomål.docx
+++ b/klagomål/A 590-2026 FSC-klagomål.docx
@@ -709,7 +709,7 @@
     <w:r>
       <w:tab/>
       <w:tab/>
-      <w:t>2026-02-28</w:t>
+      <w:t>2026-03-01</w:t>
       <w:br/>
       <w:br/>
     </w:r>

--- a/klagomål/A 590-2026 FSC-klagomål.docx
+++ b/klagomål/A 590-2026 FSC-klagomål.docx
@@ -709,7 +709,7 @@
     <w:r>
       <w:tab/>
       <w:tab/>
-      <w:t>2026-03-01</w:t>
+      <w:t>2026-03-02</w:t>
       <w:br/>
       <w:br/>
     </w:r>

--- a/klagomål/A 590-2026 FSC-klagomål.docx
+++ b/klagomål/A 590-2026 FSC-klagomål.docx
@@ -709,7 +709,7 @@
     <w:r>
       <w:tab/>
       <w:tab/>
-      <w:t>2026-03-02</w:t>
+      <w:t>2026-03-03</w:t>
       <w:br/>
       <w:br/>
     </w:r>

--- a/klagomål/A 590-2026 FSC-klagomål.docx
+++ b/klagomål/A 590-2026 FSC-klagomål.docx
@@ -709,7 +709,7 @@
     <w:r>
       <w:tab/>
       <w:tab/>
-      <w:t>2026-03-03</w:t>
+      <w:t>2026-03-04</w:t>
       <w:br/>
       <w:br/>
     </w:r>

--- a/klagomål/A 590-2026 FSC-klagomål.docx
+++ b/klagomål/A 590-2026 FSC-klagomål.docx
@@ -709,7 +709,7 @@
     <w:r>
       <w:tab/>
       <w:tab/>
-      <w:t>2026-03-04</w:t>
+      <w:t>2026-03-05</w:t>
       <w:br/>
       <w:br/>
     </w:r>

--- a/klagomål/A 590-2026 FSC-klagomål.docx
+++ b/klagomål/A 590-2026 FSC-klagomål.docx
@@ -709,7 +709,7 @@
     <w:r>
       <w:tab/>
       <w:tab/>
-      <w:t>2026-03-05</w:t>
+      <w:t>2026-03-06</w:t>
       <w:br/>
       <w:br/>
     </w:r>

--- a/klagomål/A 590-2026 FSC-klagomål.docx
+++ b/klagomål/A 590-2026 FSC-klagomål.docx
@@ -709,7 +709,7 @@
     <w:r>
       <w:tab/>
       <w:tab/>
-      <w:t>2026-03-06</w:t>
+      <w:t>2026-03-07</w:t>
       <w:br/>
       <w:br/>
     </w:r>

--- a/klagomål/A 590-2026 FSC-klagomål.docx
+++ b/klagomål/A 590-2026 FSC-klagomål.docx
@@ -709,7 +709,7 @@
     <w:r>
       <w:tab/>
       <w:tab/>
-      <w:t>2026-03-07</w:t>
+      <w:t>2026-03-08</w:t>
       <w:br/>
       <w:br/>
     </w:r>

--- a/klagomål/A 590-2026 FSC-klagomål.docx
+++ b/klagomål/A 590-2026 FSC-klagomål.docx
@@ -709,7 +709,7 @@
     <w:r>
       <w:tab/>
       <w:tab/>
-      <w:t>2026-03-08</w:t>
+      <w:t>2026-03-09</w:t>
       <w:br/>
       <w:br/>
     </w:r>

--- a/klagomål/A 590-2026 FSC-klagomål.docx
+++ b/klagomål/A 590-2026 FSC-klagomål.docx
@@ -709,7 +709,7 @@
     <w:r>
       <w:tab/>
       <w:tab/>
-      <w:t>2026-03-09</w:t>
+      <w:t>2026-03-10</w:t>
       <w:br/>
       <w:br/>
     </w:r>

--- a/klagomål/A 590-2026 FSC-klagomål.docx
+++ b/klagomål/A 590-2026 FSC-klagomål.docx
@@ -709,7 +709,7 @@
     <w:r>
       <w:tab/>
       <w:tab/>
-      <w:t>2026-03-10</w:t>
+      <w:t>2026-03-11</w:t>
       <w:br/>
       <w:br/>
     </w:r>

--- a/klagomål/A 590-2026 FSC-klagomål.docx
+++ b/klagomål/A 590-2026 FSC-klagomål.docx
@@ -709,7 +709,7 @@
     <w:r>
       <w:tab/>
       <w:tab/>
-      <w:t>2026-03-11</w:t>
+      <w:t>2026-03-12</w:t>
       <w:br/>
       <w:br/>
     </w:r>

--- a/klagomål/A 590-2026 FSC-klagomål.docx
+++ b/klagomål/A 590-2026 FSC-klagomål.docx
@@ -709,7 +709,7 @@
     <w:r>
       <w:tab/>
       <w:tab/>
-      <w:t>2026-03-12</w:t>
+      <w:t>2026-03-13</w:t>
       <w:br/>
       <w:br/>
     </w:r>

--- a/klagomål/A 590-2026 FSC-klagomål.docx
+++ b/klagomål/A 590-2026 FSC-klagomål.docx
@@ -709,7 +709,7 @@
     <w:r>
       <w:tab/>
       <w:tab/>
-      <w:t>2026-03-13</w:t>
+      <w:t>2026-03-16</w:t>
       <w:br/>
       <w:br/>
     </w:r>

--- a/klagomål/A 590-2026 FSC-klagomål.docx
+++ b/klagomål/A 590-2026 FSC-klagomål.docx
@@ -709,7 +709,7 @@
     <w:r>
       <w:tab/>
       <w:tab/>
-      <w:t>2026-03-16</w:t>
+      <w:t>2026-03-17</w:t>
       <w:br/>
       <w:br/>
     </w:r>

--- a/klagomål/A 590-2026 FSC-klagomål.docx
+++ b/klagomål/A 590-2026 FSC-klagomål.docx
@@ -709,7 +709,7 @@
     <w:r>
       <w:tab/>
       <w:tab/>
-      <w:t>2026-03-17</w:t>
+      <w:t>2026-03-18</w:t>
       <w:br/>
       <w:br/>
     </w:r>

--- a/klagomål/A 590-2026 FSC-klagomål.docx
+++ b/klagomål/A 590-2026 FSC-klagomål.docx
@@ -709,7 +709,7 @@
     <w:r>
       <w:tab/>
       <w:tab/>
-      <w:t>2026-03-18</w:t>
+      <w:t>2026-03-19</w:t>
       <w:br/>
       <w:br/>
     </w:r>

--- a/klagomål/A 590-2026 FSC-klagomål.docx
+++ b/klagomål/A 590-2026 FSC-klagomål.docx
@@ -709,7 +709,7 @@
     <w:r>
       <w:tab/>
       <w:tab/>
-      <w:t>2026-03-19</w:t>
+      <w:t>2026-03-20</w:t>
       <w:br/>
       <w:br/>
     </w:r>

--- a/klagomål/A 590-2026 FSC-klagomål.docx
+++ b/klagomål/A 590-2026 FSC-klagomål.docx
@@ -709,7 +709,7 @@
     <w:r>
       <w:tab/>
       <w:tab/>
-      <w:t>2026-03-20</w:t>
+      <w:t>2026-03-21</w:t>
       <w:br/>
       <w:br/>
     </w:r>

--- a/klagomål/A 590-2026 FSC-klagomål.docx
+++ b/klagomål/A 590-2026 FSC-klagomål.docx
@@ -709,7 +709,7 @@
     <w:r>
       <w:tab/>
       <w:tab/>
-      <w:t>2026-03-21</w:t>
+      <w:t>2026-03-22</w:t>
       <w:br/>
       <w:br/>
     </w:r>

--- a/klagomål/A 590-2026 FSC-klagomål.docx
+++ b/klagomål/A 590-2026 FSC-klagomål.docx
@@ -709,7 +709,7 @@
     <w:r>
       <w:tab/>
       <w:tab/>
-      <w:t>2026-03-22</w:t>
+      <w:t>2026-03-23</w:t>
       <w:br/>
       <w:br/>
     </w:r>

--- a/klagomål/A 590-2026 FSC-klagomål.docx
+++ b/klagomål/A 590-2026 FSC-klagomål.docx
@@ -709,7 +709,7 @@
     <w:r>
       <w:tab/>
       <w:tab/>
-      <w:t>2026-03-23</w:t>
+      <w:t>2026-03-24</w:t>
       <w:br/>
       <w:br/>
     </w:r>

--- a/klagomål/A 590-2026 FSC-klagomål.docx
+++ b/klagomål/A 590-2026 FSC-klagomål.docx
@@ -709,7 +709,7 @@
     <w:r>
       <w:tab/>
       <w:tab/>
-      <w:t>2026-03-24</w:t>
+      <w:t>2026-03-25</w:t>
       <w:br/>
       <w:br/>
     </w:r>

--- a/klagomål/A 590-2026 FSC-klagomål.docx
+++ b/klagomål/A 590-2026 FSC-klagomål.docx
@@ -709,7 +709,7 @@
     <w:r>
       <w:tab/>
       <w:tab/>
-      <w:t>2026-03-25</w:t>
+      <w:t>2026-03-26</w:t>
       <w:br/>
       <w:br/>
     </w:r>

--- a/klagomål/A 590-2026 FSC-klagomål.docx
+++ b/klagomål/A 590-2026 FSC-klagomål.docx
@@ -709,7 +709,7 @@
     <w:r>
       <w:tab/>
       <w:tab/>
-      <w:t>2026-03-26</w:t>
+      <w:t>2026-03-27</w:t>
       <w:br/>
       <w:br/>
     </w:r>

--- a/klagomål/A 590-2026 FSC-klagomål.docx
+++ b/klagomål/A 590-2026 FSC-klagomål.docx
@@ -709,7 +709,7 @@
     <w:r>
       <w:tab/>
       <w:tab/>
-      <w:t>2026-03-27</w:t>
+      <w:t>2026-03-28</w:t>
       <w:br/>
       <w:br/>
     </w:r>

--- a/klagomål/A 590-2026 FSC-klagomål.docx
+++ b/klagomål/A 590-2026 FSC-klagomål.docx
@@ -709,7 +709,7 @@
     <w:r>
       <w:tab/>
       <w:tab/>
-      <w:t>2026-03-28</w:t>
+      <w:t>2026-03-29</w:t>
       <w:br/>
       <w:br/>
     </w:r>

--- a/klagomål/A 590-2026 FSC-klagomål.docx
+++ b/klagomål/A 590-2026 FSC-klagomål.docx
@@ -709,7 +709,7 @@
     <w:r>
       <w:tab/>
       <w:tab/>
-      <w:t>2026-03-29</w:t>
+      <w:t>2026-03-30</w:t>
       <w:br/>
       <w:br/>
     </w:r>

--- a/klagomål/A 590-2026 FSC-klagomål.docx
+++ b/klagomål/A 590-2026 FSC-klagomål.docx
@@ -709,7 +709,7 @@
     <w:r>
       <w:tab/>
       <w:tab/>
-      <w:t>2026-03-30</w:t>
+      <w:t>2026-03-31</w:t>
       <w:br/>
       <w:br/>
     </w:r>

--- a/klagomål/A 590-2026 FSC-klagomål.docx
+++ b/klagomål/A 590-2026 FSC-klagomål.docx
@@ -709,7 +709,7 @@
     <w:r>
       <w:tab/>
       <w:tab/>
-      <w:t>2026-03-31</w:t>
+      <w:t>2026-04-01</w:t>
       <w:br/>
       <w:br/>
     </w:r>

--- a/klagomål/A 590-2026 FSC-klagomål.docx
+++ b/klagomål/A 590-2026 FSC-klagomål.docx
@@ -709,7 +709,7 @@
     <w:r>
       <w:tab/>
       <w:tab/>
-      <w:t>2026-04-01</w:t>
+      <w:t>2026-04-02</w:t>
       <w:br/>
       <w:br/>
     </w:r>

--- a/klagomål/A 590-2026 FSC-klagomål.docx
+++ b/klagomål/A 590-2026 FSC-klagomål.docx
@@ -709,7 +709,7 @@
     <w:r>
       <w:tab/>
       <w:tab/>
-      <w:t>2026-04-02</w:t>
+      <w:t>2026-04-03</w:t>
       <w:br/>
       <w:br/>
     </w:r>

--- a/klagomål/A 590-2026 FSC-klagomål.docx
+++ b/klagomål/A 590-2026 FSC-klagomål.docx
@@ -709,7 +709,7 @@
     <w:r>
       <w:tab/>
       <w:tab/>
-      <w:t>2026-04-03</w:t>
+      <w:t>2026-04-04</w:t>
       <w:br/>
       <w:br/>
     </w:r>

--- a/klagomål/A 590-2026 FSC-klagomål.docx
+++ b/klagomål/A 590-2026 FSC-klagomål.docx
@@ -709,7 +709,7 @@
     <w:r>
       <w:tab/>
       <w:tab/>
-      <w:t>2026-04-04</w:t>
+      <w:t>2026-04-05</w:t>
       <w:br/>
       <w:br/>
     </w:r>

--- a/klagomål/A 590-2026 FSC-klagomål.docx
+++ b/klagomål/A 590-2026 FSC-klagomål.docx
@@ -709,7 +709,7 @@
     <w:r>
       <w:tab/>
       <w:tab/>
-      <w:t>2026-04-14</w:t>
+      <w:t>2026-04-15</w:t>
       <w:br/>
       <w:br/>
     </w:r>

--- a/klagomål/A 590-2026 FSC-klagomål.docx
+++ b/klagomål/A 590-2026 FSC-klagomål.docx
@@ -709,7 +709,7 @@
     <w:r>
       <w:tab/>
       <w:tab/>
-      <w:t>2026-04-15</w:t>
+      <w:t>2026-04-16</w:t>
       <w:br/>
       <w:br/>
     </w:r>

--- a/klagomål/A 590-2026 FSC-klagomål.docx
+++ b/klagomål/A 590-2026 FSC-klagomål.docx
@@ -709,7 +709,7 @@
     <w:r>
       <w:tab/>
       <w:tab/>
-      <w:t>2026-04-16</w:t>
+      <w:t>2026-04-17</w:t>
       <w:br/>
       <w:br/>
     </w:r>

--- a/klagomål/A 590-2026 FSC-klagomål.docx
+++ b/klagomål/A 590-2026 FSC-klagomål.docx
@@ -709,7 +709,7 @@
     <w:r>
       <w:tab/>
       <w:tab/>
-      <w:t>2026-04-17</w:t>
+      <w:t>2026-04-18</w:t>
       <w:br/>
       <w:br/>
     </w:r>

--- a/klagomål/A 590-2026 FSC-klagomål.docx
+++ b/klagomål/A 590-2026 FSC-klagomål.docx
@@ -709,7 +709,7 @@
     <w:r>
       <w:tab/>
       <w:tab/>
-      <w:t>2026-04-18</w:t>
+      <w:t>2026-04-19</w:t>
       <w:br/>
       <w:br/>
     </w:r>

--- a/klagomål/A 590-2026 FSC-klagomål.docx
+++ b/klagomål/A 590-2026 FSC-klagomål.docx
@@ -709,7 +709,7 @@
     <w:r>
       <w:tab/>
       <w:tab/>
-      <w:t>2026-04-19</w:t>
+      <w:t>2026-04-20</w:t>
       <w:br/>
       <w:br/>
     </w:r>

--- a/klagomål/A 590-2026 FSC-klagomål.docx
+++ b/klagomål/A 590-2026 FSC-klagomål.docx
@@ -709,7 +709,7 @@
     <w:r>
       <w:tab/>
       <w:tab/>
-      <w:t>2026-04-20</w:t>
+      <w:t>2026-04-21</w:t>
       <w:br/>
       <w:br/>
     </w:r>

--- a/klagomål/A 590-2026 FSC-klagomål.docx
+++ b/klagomål/A 590-2026 FSC-klagomål.docx
@@ -709,7 +709,7 @@
     <w:r>
       <w:tab/>
       <w:tab/>
-      <w:t>2026-04-21</w:t>
+      <w:t>2026-04-22</w:t>
       <w:br/>
       <w:br/>
     </w:r>

--- a/klagomål/A 590-2026 FSC-klagomål.docx
+++ b/klagomål/A 590-2026 FSC-klagomål.docx
@@ -709,7 +709,7 @@
     <w:r>
       <w:tab/>
       <w:tab/>
-      <w:t>2026-04-22</w:t>
+      <w:t>2026-04-23</w:t>
       <w:br/>
       <w:br/>
     </w:r>

--- a/klagomål/A 590-2026 FSC-klagomål.docx
+++ b/klagomål/A 590-2026 FSC-klagomål.docx
@@ -709,7 +709,7 @@
     <w:r>
       <w:tab/>
       <w:tab/>
-      <w:t>2026-04-23</w:t>
+      <w:t>2026-04-24</w:t>
       <w:br/>
       <w:br/>
     </w:r>

--- a/klagomål/A 590-2026 FSC-klagomål.docx
+++ b/klagomål/A 590-2026 FSC-klagomål.docx
@@ -709,7 +709,7 @@
     <w:r>
       <w:tab/>
       <w:tab/>
-      <w:t>2026-04-24</w:t>
+      <w:t>2026-04-25</w:t>
       <w:br/>
       <w:br/>
     </w:r>

--- a/klagomål/A 590-2026 FSC-klagomål.docx
+++ b/klagomål/A 590-2026 FSC-klagomål.docx
@@ -709,7 +709,7 @@
     <w:r>
       <w:tab/>
       <w:tab/>
-      <w:t>2026-04-25</w:t>
+      <w:t>2026-04-26</w:t>
       <w:br/>
       <w:br/>
     </w:r>

--- a/klagomål/A 590-2026 FSC-klagomål.docx
+++ b/klagomål/A 590-2026 FSC-klagomål.docx
@@ -709,7 +709,7 @@
     <w:r>
       <w:tab/>
       <w:tab/>
-      <w:t>2026-04-26</w:t>
+      <w:t>2026-04-27</w:t>
       <w:br/>
       <w:br/>
     </w:r>

--- a/klagomål/A 590-2026 FSC-klagomål.docx
+++ b/klagomål/A 590-2026 FSC-klagomål.docx
@@ -709,7 +709,7 @@
     <w:r>
       <w:tab/>
       <w:tab/>
-      <w:t>2026-05-16</w:t>
+      <w:t>2026-05-17</w:t>
       <w:br/>
       <w:br/>
     </w:r>

--- a/klagomål/A 590-2026 FSC-klagomål.docx
+++ b/klagomål/A 590-2026 FSC-klagomål.docx
@@ -709,7 +709,7 @@
     <w:r>
       <w:tab/>
       <w:tab/>
-      <w:t>2026-05-17</w:t>
+      <w:t>2026-05-18</w:t>
       <w:br/>
       <w:br/>
     </w:r>

--- a/klagomål/A 590-2026 FSC-klagomål.docx
+++ b/klagomål/A 590-2026 FSC-klagomål.docx
@@ -709,7 +709,7 @@
     <w:r>
       <w:tab/>
       <w:tab/>
-      <w:t>2026-05-18</w:t>
+      <w:t>2026-05-19</w:t>
       <w:br/>
       <w:br/>
     </w:r>

--- a/klagomål/A 590-2026 FSC-klagomål.docx
+++ b/klagomål/A 590-2026 FSC-klagomål.docx
@@ -739,7 +739,7 @@
     <w:r>
       <w:tab/>
       <w:tab/>
-      <w:t>2026-07-13</w:t>
+      <w:t>2026-07-14</w:t>
       <w:br/>
       <w:br/>
     </w:r>

--- a/klagomål/A 590-2026 FSC-klagomål.docx
+++ b/klagomål/A 590-2026 FSC-klagomål.docx
@@ -739,7 +739,7 @@
     <w:r>
       <w:tab/>
       <w:tab/>
-      <w:t>2026-07-14</w:t>
+      <w:t>2026-07-15</w:t>
       <w:br/>
       <w:br/>
     </w:r>

--- a/klagomål/A 590-2026 FSC-klagomål.docx
+++ b/klagomål/A 590-2026 FSC-klagomål.docx
@@ -739,7 +739,7 @@
     <w:r>
       <w:tab/>
       <w:tab/>
-      <w:t>2026-07-15</w:t>
+      <w:t>2026-07-16</w:t>
       <w:br/>
       <w:br/>
     </w:r>

--- a/klagomål/A 590-2026 FSC-klagomål.docx
+++ b/klagomål/A 590-2026 FSC-klagomål.docx
@@ -739,7 +739,7 @@
     <w:r>
       <w:tab/>
       <w:tab/>
-      <w:t>2026-07-16</w:t>
+      <w:t>2026-07-17</w:t>
       <w:br/>
       <w:br/>
     </w:r>

--- a/klagomål/A 590-2026 FSC-klagomål.docx
+++ b/klagomål/A 590-2026 FSC-klagomål.docx
@@ -739,7 +739,7 @@
     <w:r>
       <w:tab/>
       <w:tab/>
-      <w:t>2026-07-17</w:t>
+      <w:t>2026-07-18</w:t>
       <w:br/>
       <w:br/>
     </w:r>

--- a/klagomål/A 590-2026 FSC-klagomål.docx
+++ b/klagomål/A 590-2026 FSC-klagomål.docx
@@ -739,7 +739,7 @@
     <w:r>
       <w:tab/>
       <w:tab/>
-      <w:t>2026-07-18</w:t>
+      <w:t>2026-07-19</w:t>
       <w:br/>
       <w:br/>
     </w:r>

--- a/klagomål/A 590-2026 FSC-klagomål.docx
+++ b/klagomål/A 590-2026 FSC-klagomål.docx
@@ -739,7 +739,7 @@
     <w:r>
       <w:tab/>
       <w:tab/>
-      <w:t>2026-07-19</w:t>
+      <w:t>2026-07-20</w:t>
       <w:br/>
       <w:br/>
     </w:r>

--- a/klagomål/A 590-2026 FSC-klagomål.docx
+++ b/klagomål/A 590-2026 FSC-klagomål.docx
@@ -739,7 +739,7 @@
     <w:r>
       <w:tab/>
       <w:tab/>
-      <w:t>2026-07-20</w:t>
+      <w:t>2026-07-21</w:t>
       <w:br/>
       <w:br/>
     </w:r>

--- a/klagomål/A 590-2026 FSC-klagomål.docx
+++ b/klagomål/A 590-2026 FSC-klagomål.docx
@@ -739,7 +739,7 @@
     <w:r>
       <w:tab/>
       <w:tab/>
-      <w:t>2026-07-21</w:t>
+      <w:t>2026-07-22</w:t>
       <w:br/>
       <w:br/>
     </w:r>

--- a/klagomål/A 590-2026 FSC-klagomål.docx
+++ b/klagomål/A 590-2026 FSC-klagomål.docx
@@ -739,7 +739,7 @@
     <w:r>
       <w:tab/>
       <w:tab/>
-      <w:t>2026-07-22</w:t>
+      <w:t>2026-07-23</w:t>
       <w:br/>
       <w:br/>
     </w:r>

--- a/klagomål/A 590-2026 FSC-klagomål.docx
+++ b/klagomål/A 590-2026 FSC-klagomål.docx
@@ -739,7 +739,7 @@
     <w:r>
       <w:tab/>
       <w:tab/>
-      <w:t>2026-07-23</w:t>
+      <w:t>2026-07-24</w:t>
       <w:br/>
       <w:br/>
     </w:r>

--- a/klagomål/A 590-2026 FSC-klagomål.docx
+++ b/klagomål/A 590-2026 FSC-klagomål.docx
@@ -739,7 +739,7 @@
     <w:r>
       <w:tab/>
       <w:tab/>
-      <w:t>2026-07-24</w:t>
+      <w:t>2026-07-25</w:t>
       <w:br/>
       <w:br/>
     </w:r>

--- a/klagomål/A 590-2026 FSC-klagomål.docx
+++ b/klagomål/A 590-2026 FSC-klagomål.docx
@@ -739,7 +739,7 @@
     <w:r>
       <w:tab/>
       <w:tab/>
-      <w:t>2026-07-25</w:t>
+      <w:t>2026-07-26</w:t>
       <w:br/>
       <w:br/>
     </w:r>

--- a/klagomål/A 590-2026 FSC-klagomål.docx
+++ b/klagomål/A 590-2026 FSC-klagomål.docx
@@ -739,7 +739,7 @@
     <w:r>
       <w:tab/>
       <w:tab/>
-      <w:t>2026-07-26</w:t>
+      <w:t>2026-07-27</w:t>
       <w:br/>
       <w:br/>
     </w:r>

--- a/klagomål/A 590-2026 FSC-klagomål.docx
+++ b/klagomål/A 590-2026 FSC-klagomål.docx
@@ -739,7 +739,7 @@
     <w:r>
       <w:tab/>
       <w:tab/>
-      <w:t>2026-07-27</w:t>
+      <w:t>2026-07-28</w:t>
       <w:br/>
       <w:br/>
     </w:r>

--- a/klagomål/A 590-2026 FSC-klagomål.docx
+++ b/klagomål/A 590-2026 FSC-klagomål.docx
@@ -739,7 +739,7 @@
     <w:r>
       <w:tab/>
       <w:tab/>
-      <w:t>2026-07-28</w:t>
+      <w:t>2026-07-29</w:t>
       <w:br/>
       <w:br/>
     </w:r>

--- a/klagomål/A 590-2026 FSC-klagomål.docx
+++ b/klagomål/A 590-2026 FSC-klagomål.docx
@@ -739,7 +739,7 @@
     <w:r>
       <w:tab/>
       <w:tab/>
-      <w:t>2026-07-29</w:t>
+      <w:t>2026-07-30</w:t>
       <w:br/>
       <w:br/>
     </w:r>

--- a/klagomål/A 590-2026 FSC-klagomål.docx
+++ b/klagomål/A 590-2026 FSC-klagomål.docx
@@ -739,7 +739,7 @@
     <w:r>
       <w:tab/>
       <w:tab/>
-      <w:t>2026-07-30</w:t>
+      <w:t>2026-07-31</w:t>
       <w:br/>
       <w:br/>
     </w:r>

--- a/klagomål/A 590-2026 FSC-klagomål.docx
+++ b/klagomål/A 590-2026 FSC-klagomål.docx
@@ -739,7 +739,7 @@
     <w:r>
       <w:tab/>
       <w:tab/>
-      <w:t>2026-07-31</w:t>
+      <w:t>2026-08-01</w:t>
       <w:br/>
       <w:br/>
     </w:r>

--- a/klagomål/A 590-2026 FSC-klagomål.docx
+++ b/klagomål/A 590-2026 FSC-klagomål.docx
@@ -739,7 +739,7 @@
     <w:r>
       <w:tab/>
       <w:tab/>
-      <w:t>2026-08-01</w:t>
+      <w:t>2026-08-02</w:t>
       <w:br/>
       <w:br/>
     </w:r>

--- a/klagomål/A 590-2026 FSC-klagomål.docx
+++ b/klagomål/A 590-2026 FSC-klagomål.docx
@@ -739,7 +739,7 @@
     <w:r>
       <w:tab/>
       <w:tab/>
-      <w:t>2026-08-02</w:t>
+      <w:t>2026-08-03</w:t>
       <w:br/>
       <w:br/>
     </w:r>

--- a/klagomål/A 590-2026 FSC-klagomål.docx
+++ b/klagomål/A 590-2026 FSC-klagomål.docx
@@ -739,7 +739,7 @@
     <w:r>
       <w:tab/>
       <w:tab/>
-      <w:t>2026-08-03</w:t>
+      <w:t>2026-08-04</w:t>
       <w:br/>
       <w:br/>
     </w:r>

--- a/klagomål/A 590-2026 FSC-klagomål.docx
+++ b/klagomål/A 590-2026 FSC-klagomål.docx
@@ -739,7 +739,7 @@
     <w:r>
       <w:tab/>
       <w:tab/>
-      <w:t>2026-08-04</w:t>
+      <w:t>2026-08-05</w:t>
       <w:br/>
       <w:br/>
     </w:r>

--- a/klagomål/A 590-2026 FSC-klagomål.docx
+++ b/klagomål/A 590-2026 FSC-klagomål.docx
@@ -739,7 +739,7 @@
     <w:r>
       <w:tab/>
       <w:tab/>
-      <w:t>2026-08-05</w:t>
+      <w:t>2026-08-07</w:t>
       <w:br/>
       <w:br/>
     </w:r>

--- a/klagomål/A 590-2026 FSC-klagomål.docx
+++ b/klagomål/A 590-2026 FSC-klagomål.docx
@@ -739,7 +739,7 @@
     <w:r>
       <w:tab/>
       <w:tab/>
-      <w:t>2026-08-07</w:t>
+      <w:t>2026-08-08</w:t>
       <w:br/>
       <w:br/>
     </w:r>

--- a/klagomål/A 590-2026 FSC-klagomål.docx
+++ b/klagomål/A 590-2026 FSC-klagomål.docx
@@ -216,7 +216,7 @@
         <w:spacing w:after="240"/>
       </w:pPr>
       <w:r>
-        <w:t>Figur 1. Fyndplatser för naturvårdsarter i och inom 2 meter från avverkningsanmälan. Markörer utan svart kant är placerade på fyndplatsen. Markörer med svart kant är placerade vid sidan av fyndplatsen har ett svart streck som visar fyndplatsens exakta position. Kartans mittpunktskoordinat är N 6451982, E 498837 i SWEREF 99 TM.</w:t>
+        <w:t>Figur 1. Fyndplatser för naturvårdsarter i och inom 2 meter från avverkningsanmälan. Markörer utan svart kant är placerade på fyndplatsen. Markörer med svart kant är placerade vid sidan av fyndplatsen och har ett svart streck som visar fyndplatsens exakta position. Kartans mittpunktskoordinat är N 6451982, E 498837 i SWEREF 99 TM.</w:t>
       </w:r>
     </w:p>
     <w:p>
@@ -739,7 +739,7 @@
     <w:r>
       <w:tab/>
       <w:tab/>
-      <w:t>2026-08-14</w:t>
+      <w:t>2026-08-15</w:t>
       <w:br/>
       <w:br/>
     </w:r>

--- a/klagomål/A 590-2026 FSC-klagomål.docx
+++ b/klagomål/A 590-2026 FSC-klagomål.docx
@@ -739,7 +739,7 @@
     <w:r>
       <w:tab/>
       <w:tab/>
-      <w:t>2026-08-15</w:t>
+      <w:t>2026-08-16</w:t>
       <w:br/>
       <w:br/>
     </w:r>

--- a/klagomål/A 590-2026 FSC-klagomål.docx
+++ b/klagomål/A 590-2026 FSC-klagomål.docx
@@ -739,7 +739,7 @@
     <w:r>
       <w:tab/>
       <w:tab/>
-      <w:t>2026-08-16</w:t>
+      <w:t>2026-08-17</w:t>
       <w:br/>
       <w:br/>
     </w:r>

--- a/klagomål/A 590-2026 FSC-klagomål.docx
+++ b/klagomål/A 590-2026 FSC-klagomål.docx
@@ -739,7 +739,7 @@
     <w:r>
       <w:tab/>
       <w:tab/>
-      <w:t>2026-08-17</w:t>
+      <w:t>2026-08-18</w:t>
       <w:br/>
       <w:br/>
     </w:r>

--- a/klagomål/A 590-2026 FSC-klagomål.docx
+++ b/klagomål/A 590-2026 FSC-klagomål.docx
@@ -739,7 +739,7 @@
     <w:r>
       <w:tab/>
       <w:tab/>
-      <w:t>2026-08-18</w:t>
+      <w:t>2026-08-19</w:t>
       <w:br/>
       <w:br/>
     </w:r>

--- a/klagomål/A 590-2026 FSC-klagomål.docx
+++ b/klagomål/A 590-2026 FSC-klagomål.docx
@@ -739,7 +739,7 @@
     <w:r>
       <w:tab/>
       <w:tab/>
-      <w:t>2026-08-19</w:t>
+      <w:t>2026-08-20</w:t>
       <w:br/>
       <w:br/>
     </w:r>

--- a/klagomål/A 590-2026 FSC-klagomål.docx
+++ b/klagomål/A 590-2026 FSC-klagomål.docx
@@ -739,7 +739,7 @@
     <w:r>
       <w:tab/>
       <w:tab/>
-      <w:t>2026-08-20</w:t>
+      <w:t>2026-08-21</w:t>
       <w:br/>
       <w:br/>
     </w:r>

--- a/klagomål/A 590-2026 FSC-klagomål.docx
+++ b/klagomål/A 590-2026 FSC-klagomål.docx
@@ -739,7 +739,7 @@
     <w:r>
       <w:tab/>
       <w:tab/>
-      <w:t>2026-08-21</w:t>
+      <w:t>2026-08-22</w:t>
       <w:br/>
       <w:br/>
     </w:r>

--- a/klagomål/A 590-2026 FSC-klagomål.docx
+++ b/klagomål/A 590-2026 FSC-klagomål.docx
@@ -739,7 +739,7 @@
     <w:r>
       <w:tab/>
       <w:tab/>
-      <w:t>2026-08-22</w:t>
+      <w:t>2026-08-23</w:t>
       <w:br/>
       <w:br/>
     </w:r>

--- a/klagomål/A 590-2026 FSC-klagomål.docx
+++ b/klagomål/A 590-2026 FSC-klagomål.docx
@@ -739,7 +739,7 @@
     <w:r>
       <w:tab/>
       <w:tab/>
-      <w:t>2026-08-23</w:t>
+      <w:t>2026-08-24</w:t>
       <w:br/>
       <w:br/>
     </w:r>

--- a/klagomål/A 590-2026 FSC-klagomål.docx
+++ b/klagomål/A 590-2026 FSC-klagomål.docx
@@ -739,7 +739,7 @@
     <w:r>
       <w:tab/>
       <w:tab/>
-      <w:t>2026-08-24</w:t>
+      <w:t>2026-08-25</w:t>
       <w:br/>
       <w:br/>
     </w:r>

--- a/klagomål/A 590-2026 FSC-klagomål.docx
+++ b/klagomål/A 590-2026 FSC-klagomål.docx
@@ -739,7 +739,7 @@
     <w:r>
       <w:tab/>
       <w:tab/>
-      <w:t>2026-08-25</w:t>
+      <w:t>2026-08-26</w:t>
       <w:br/>
       <w:br/>
     </w:r>

--- a/klagomål/A 590-2026 FSC-klagomål.docx
+++ b/klagomål/A 590-2026 FSC-klagomål.docx
@@ -739,7 +739,7 @@
     <w:r>
       <w:tab/>
       <w:tab/>
-      <w:t>2026-08-26</w:t>
+      <w:t>2026-08-27</w:t>
       <w:br/>
       <w:br/>
     </w:r>

--- a/klagomål/A 590-2026 FSC-klagomål.docx
+++ b/klagomål/A 590-2026 FSC-klagomål.docx
@@ -739,7 +739,7 @@
     <w:r>
       <w:tab/>
       <w:tab/>
-      <w:t>2026-08-27</w:t>
+      <w:t>2026-08-28</w:t>
       <w:br/>
       <w:br/>
     </w:r>

--- a/klagomål/A 590-2026 FSC-klagomål.docx
+++ b/klagomål/A 590-2026 FSC-klagomål.docx
@@ -739,7 +739,7 @@
     <w:r>
       <w:tab/>
       <w:tab/>
-      <w:t>2026-08-28</w:t>
+      <w:t>2026-08-29</w:t>
       <w:br/>
       <w:br/>
     </w:r>

--- a/klagomål/A 590-2026 FSC-klagomål.docx
+++ b/klagomål/A 590-2026 FSC-klagomål.docx
@@ -739,7 +739,7 @@
     <w:r>
       <w:tab/>
       <w:tab/>
-      <w:t>2026-08-29</w:t>
+      <w:t>2026-08-31</w:t>
       <w:br/>
       <w:br/>
     </w:r>

--- a/klagomål/A 590-2026 FSC-klagomål.docx
+++ b/klagomål/A 590-2026 FSC-klagomål.docx
@@ -739,7 +739,7 @@
     <w:r>
       <w:tab/>
       <w:tab/>
-      <w:t>2026-08-31</w:t>
+      <w:t>2026-09-01</w:t>
       <w:br/>
       <w:br/>
     </w:r>

--- a/klagomål/A 590-2026 FSC-klagomål.docx
+++ b/klagomål/A 590-2026 FSC-klagomål.docx
@@ -739,7 +739,7 @@
     <w:r>
       <w:tab/>
       <w:tab/>
-      <w:t>2026-09-01</w:t>
+      <w:t>2026-09-02</w:t>
       <w:br/>
       <w:br/>
     </w:r>

--- a/klagomål/A 590-2026 FSC-klagomål.docx
+++ b/klagomål/A 590-2026 FSC-klagomål.docx
@@ -739,7 +739,7 @@
     <w:r>
       <w:tab/>
       <w:tab/>
-      <w:t>2026-09-02</w:t>
+      <w:t>2026-09-03</w:t>
       <w:br/>
       <w:br/>
     </w:r>

--- a/klagomål/A 590-2026 FSC-klagomål.docx
+++ b/klagomål/A 590-2026 FSC-klagomål.docx
@@ -739,7 +739,7 @@
     <w:r>
       <w:tab/>
       <w:tab/>
-      <w:t>2026-09-03</w:t>
+      <w:t>2026-09-04</w:t>
       <w:br/>
       <w:br/>
     </w:r>

--- a/klagomål/A 590-2026 FSC-klagomål.docx
+++ b/klagomål/A 590-2026 FSC-klagomål.docx
@@ -739,7 +739,7 @@
     <w:r>
       <w:tab/>
       <w:tab/>
-      <w:t>2026-09-04</w:t>
+      <w:t>2026-09-05</w:t>
       <w:br/>
       <w:br/>
     </w:r>

--- a/klagomål/A 590-2026 FSC-klagomål.docx
+++ b/klagomål/A 590-2026 FSC-klagomål.docx
@@ -739,7 +739,7 @@
     <w:r>
       <w:tab/>
       <w:tab/>
-      <w:t>2026-09-05</w:t>
+      <w:t>2026-09-06</w:t>
       <w:br/>
       <w:br/>
     </w:r>

--- a/klagomål/A 590-2026 FSC-klagomål.docx
+++ b/klagomål/A 590-2026 FSC-klagomål.docx
@@ -739,7 +739,7 @@
     <w:r>
       <w:tab/>
       <w:tab/>
-      <w:t>2026-09-06</w:t>
+      <w:t>2026-09-07</w:t>
       <w:br/>
       <w:br/>
     </w:r>

--- a/klagomål/A 590-2026 FSC-klagomål.docx
+++ b/klagomål/A 590-2026 FSC-klagomål.docx
@@ -739,7 +739,7 @@
     <w:r>
       <w:tab/>
       <w:tab/>
-      <w:t>2026-09-07</w:t>
+      <w:t>2026-09-08</w:t>
       <w:br/>
       <w:br/>
     </w:r>

--- a/klagomål/A 590-2026 FSC-klagomål.docx
+++ b/klagomål/A 590-2026 FSC-klagomål.docx
@@ -739,7 +739,7 @@
     <w:r>
       <w:tab/>
       <w:tab/>
-      <w:t>2026-09-08</w:t>
+      <w:t>2026-09-09</w:t>
       <w:br/>
       <w:br/>
     </w:r>

--- a/klagomål/A 590-2026 FSC-klagomål.docx
+++ b/klagomål/A 590-2026 FSC-klagomål.docx
@@ -739,7 +739,7 @@
     <w:r>
       <w:tab/>
       <w:tab/>
-      <w:t>2026-09-09</w:t>
+      <w:t>2026-09-10</w:t>
       <w:br/>
       <w:br/>
     </w:r>

--- a/klagomål/A 590-2026 FSC-klagomål.docx
+++ b/klagomål/A 590-2026 FSC-klagomål.docx
@@ -739,7 +739,7 @@
     <w:r>
       <w:tab/>
       <w:tab/>
-      <w:t>2026-09-10</w:t>
+      <w:t>2026-09-11</w:t>
       <w:br/>
       <w:br/>
     </w:r>

--- a/klagomål/A 590-2026 FSC-klagomål.docx
+++ b/klagomål/A 590-2026 FSC-klagomål.docx
@@ -739,7 +739,7 @@
     <w:r>
       <w:tab/>
       <w:tab/>
-      <w:t>2026-09-11</w:t>
+      <w:t>2026-09-12</w:t>
       <w:br/>
       <w:br/>
     </w:r>

--- a/klagomål/A 590-2026 FSC-klagomål.docx
+++ b/klagomål/A 590-2026 FSC-klagomål.docx
@@ -739,7 +739,7 @@
     <w:r>
       <w:tab/>
       <w:tab/>
-      <w:t>2026-09-12</w:t>
+      <w:t>2026-09-13</w:t>
       <w:br/>
       <w:br/>
     </w:r>
